--- a/04_KMeans_fuer_Texte_Cosinus.docx
+++ b/04_KMeans_fuer_Texte_Cosinus.docx
@@ -16,7 +16,7 @@
           <w:sz w:val="16"/>
           <w:szCs w:val="16"/>
         </w:rPr>
-        <w:t xml:space="preserve">MARKTSTAND · CLAUDE CODE · ÜBUNG 4 VON 5</w:t>
+        <w:t xml:space="preserve">MARKTSTAND · AGENTIC ENGINEERING · ÜBUNG 4 VON 5</w:t>
       </w:r>
     </w:p>
     <w:p>
@@ -322,7 +322,7 @@
           <w:sz w:val="22"/>
           <w:szCs w:val="22"/>
         </w:rPr>
-        <w:t xml:space="preserve">Cosinus einbauen und vergleichen</w:t>
+        <w:t xml:space="preserve">Cosinus + Vektor-Plot</w:t>
       </w:r>
     </w:p>
     <w:p>
@@ -336,7 +336,7 @@
           <w:sz w:val="20"/>
           <w:szCs w:val="20"/>
         </w:rPr>
-        <w:t xml:space="preserve">„Wechsle in meinem K-Means die Distanz zu Cosinus und lauf das Clustering nochmal. Jetzt sollten {T1, T2} zusammen sein – stimmt’s? Was bedeutet das fachlich?“</w:t>
+        <w:t xml:space="preserve">„Wechsle in meinem K-Means die Distanz zu Cosinus. Plus: Plot die 3 Vektoren als Pfeile vom Ursprung (T1 + T2 zeigen in dieselbe Richtung, T3 woanders). Speicher als `vectors.png` und öffne das Bild. Jetzt sieht man sofort, warum Cosinus T1+T2 zusammen clustert.“</w:t>
       </w:r>
     </w:p>
     <w:p>
